--- a/public/fun/forms/이력서_법인영업(B2B)_6_NCS형.docx
+++ b/public/fun/forms/이력서_법인영업(B2B)_6_NCS형.docx
@@ -483,21 +483,57 @@
             <w:tcW w:type="dxa" w:w="2085"/>
             <w:vAlign w:val="center"/>
           </w:tcPr>
-          <w:p/>
+          <w:p>
+            <w:pPr>
+              <w:spacing w:before="0" w:after="0"/>
+              <w:jc w:val="left"/>
+            </w:pPr>
+            <w:r>
+              <w:rPr>
+                <w:color w:val="A9B0B8"/>
+                <w:sz w:val="16"/>
+              </w:rPr>
+              <w:t>예) 2022.03 ~ 2024.02</w:t>
+            </w:r>
+          </w:p>
         </w:tc>
         <w:tc>
           <w:tcPr>
             <w:tcW w:type="dxa" w:w="4170"/>
             <w:vAlign w:val="center"/>
           </w:tcPr>
-          <w:p/>
+          <w:p>
+            <w:pPr>
+              <w:spacing w:before="0" w:after="0"/>
+              <w:jc w:val="left"/>
+            </w:pPr>
+            <w:r>
+              <w:rPr>
+                <w:color w:val="A9B0B8"/>
+                <w:sz w:val="16"/>
+              </w:rPr>
+              <w:t>○○대학교 (졸업)</w:t>
+            </w:r>
+          </w:p>
         </w:tc>
         <w:tc>
           <w:tcPr>
             <w:tcW w:type="dxa" w:w="4155"/>
             <w:vAlign w:val="center"/>
           </w:tcPr>
-          <w:p/>
+          <w:p>
+            <w:pPr>
+              <w:spacing w:before="0" w:after="0"/>
+              <w:jc w:val="left"/>
+            </w:pPr>
+            <w:r>
+              <w:rPr>
+                <w:color w:val="A9B0B8"/>
+                <w:sz w:val="16"/>
+              </w:rPr>
+              <w:t>배운 점 · 활동 내용</w:t>
+            </w:r>
+          </w:p>
         </w:tc>
       </w:tr>
       <w:tr>
@@ -744,35 +780,95 @@
             <w:tcW w:type="dxa" w:w="2085"/>
             <w:vAlign w:val="center"/>
           </w:tcPr>
-          <w:p/>
+          <w:p>
+            <w:pPr>
+              <w:spacing w:before="0" w:after="0"/>
+              <w:jc w:val="left"/>
+            </w:pPr>
+            <w:r>
+              <w:rPr>
+                <w:color w:val="A9B0B8"/>
+                <w:sz w:val="16"/>
+              </w:rPr>
+              <w:t>예) 2023</w:t>
+            </w:r>
+          </w:p>
         </w:tc>
         <w:tc>
           <w:tcPr>
             <w:tcW w:type="dxa" w:w="2085"/>
             <w:vAlign w:val="center"/>
           </w:tcPr>
-          <w:p/>
+          <w:p>
+            <w:pPr>
+              <w:spacing w:before="0" w:after="0"/>
+              <w:jc w:val="left"/>
+            </w:pPr>
+            <w:r>
+              <w:rPr>
+                <w:color w:val="A9B0B8"/>
+                <w:sz w:val="16"/>
+              </w:rPr>
+              <w:t>15억 원</w:t>
+            </w:r>
+          </w:p>
         </w:tc>
         <w:tc>
           <w:tcPr>
             <w:tcW w:type="dxa" w:w="2085"/>
             <w:vAlign w:val="center"/>
           </w:tcPr>
-          <w:p/>
+          <w:p>
+            <w:pPr>
+              <w:spacing w:before="0" w:after="0"/>
+              <w:jc w:val="left"/>
+            </w:pPr>
+            <w:r>
+              <w:rPr>
+                <w:color w:val="A9B0B8"/>
+                <w:sz w:val="16"/>
+              </w:rPr>
+              <w:t>17.7억 원</w:t>
+            </w:r>
+          </w:p>
         </w:tc>
         <w:tc>
           <w:tcPr>
             <w:tcW w:type="dxa" w:w="2085"/>
             <w:vAlign w:val="center"/>
           </w:tcPr>
-          <w:p/>
+          <w:p>
+            <w:pPr>
+              <w:spacing w:before="0" w:after="0"/>
+              <w:jc w:val="left"/>
+            </w:pPr>
+            <w:r>
+              <w:rPr>
+                <w:color w:val="A9B0B8"/>
+                <w:sz w:val="16"/>
+              </w:rPr>
+              <w:t>118%</w:t>
+            </w:r>
+          </w:p>
         </w:tc>
         <w:tc>
           <w:tcPr>
             <w:tcW w:type="dxa" w:w="2070"/>
             <w:vAlign w:val="center"/>
           </w:tcPr>
-          <w:p/>
+          <w:p>
+            <w:pPr>
+              <w:spacing w:before="0" w:after="0"/>
+              <w:jc w:val="left"/>
+            </w:pPr>
+            <w:r>
+              <w:rPr>
+                <w:color w:val="A9B0B8"/>
+                <w:sz w:val="16"/>
+              </w:rPr>
+              <w:t>우수 · 장학 등</w:t>
+            </w:r>
+          </w:p>
         </w:tc>
       </w:tr>
       <w:tr>
@@ -1299,21 +1395,57 @@
             <w:tcW w:type="dxa" w:w="2085"/>
             <w:vAlign w:val="center"/>
           </w:tcPr>
-          <w:p/>
+          <w:p>
+            <w:pPr>
+              <w:spacing w:before="0" w:after="0"/>
+              <w:jc w:val="left"/>
+            </w:pPr>
+            <w:r>
+              <w:rPr>
+                <w:color w:val="A9B0B8"/>
+                <w:sz w:val="16"/>
+              </w:rPr>
+              <w:t>예) 2022.03 ~ 2024.02</w:t>
+            </w:r>
+          </w:p>
         </w:tc>
         <w:tc>
           <w:tcPr>
             <w:tcW w:type="dxa" w:w="4170"/>
             <w:vAlign w:val="center"/>
           </w:tcPr>
-          <w:p/>
+          <w:p>
+            <w:pPr>
+              <w:spacing w:before="0" w:after="0"/>
+              <w:jc w:val="left"/>
+            </w:pPr>
+            <w:r>
+              <w:rPr>
+                <w:color w:val="A9B0B8"/>
+                <w:sz w:val="16"/>
+              </w:rPr>
+              <w:t>○○(주) / 사원</w:t>
+            </w:r>
+          </w:p>
         </w:tc>
         <w:tc>
           <w:tcPr>
             <w:tcW w:type="dxa" w:w="4155"/>
             <w:vAlign w:val="center"/>
           </w:tcPr>
-          <w:p/>
+          <w:p>
+            <w:pPr>
+              <w:spacing w:before="0" w:after="0"/>
+              <w:jc w:val="left"/>
+            </w:pPr>
+            <w:r>
+              <w:rPr>
+                <w:color w:val="A9B0B8"/>
+                <w:sz w:val="16"/>
+              </w:rPr>
+              <w:t>맡은 일 + 숫자 성과</w:t>
+            </w:r>
+          </w:p>
         </w:tc>
       </w:tr>
       <w:tr>

--- a/public/fun/forms/이력서_법인영업(B2B)_6_NCS형.docx
+++ b/public/fun/forms/이력서_법인영업(B2B)_6_NCS형.docx
@@ -109,10 +109,10 @@
       </w:tblPr>
       <w:tblGrid>
         <w:gridCol w:w="1695"/>
-        <w:gridCol w:w="1200"/>
+        <w:gridCol w:w="1230"/>
         <w:gridCol w:w="3255"/>
-        <w:gridCol w:w="1200"/>
-        <w:gridCol w:w="3060"/>
+        <w:gridCol w:w="1230"/>
+        <w:gridCol w:w="3000"/>
       </w:tblGrid>
       <w:tr>
         <w:trPr>
@@ -143,7 +143,7 @@
         </w:tc>
         <w:tc>
           <w:tcPr>
-            <w:tcW w:type="dxa" w:w="1200"/>
+            <w:tcW w:type="dxa" w:w="1230"/>
             <w:shd w:val="clear" w:color="auto" w:fill="F1F4F6"/>
             <w:vAlign w:val="center"/>
           </w:tcPr>
@@ -171,7 +171,7 @@
         </w:tc>
         <w:tc>
           <w:tcPr>
-            <w:tcW w:type="dxa" w:w="1200"/>
+            <w:tcW w:type="dxa" w:w="1230"/>
             <w:shd w:val="clear" w:color="auto" w:fill="F1F4F6"/>
             <w:vAlign w:val="center"/>
           </w:tcPr>
@@ -192,7 +192,7 @@
         </w:tc>
         <w:tc>
           <w:tcPr>
-            <w:tcW w:type="dxa" w:w="3060"/>
+            <w:tcW w:type="dxa" w:w="3000"/>
             <w:vAlign w:val="center"/>
           </w:tcPr>
           <w:p/>
@@ -212,7 +212,7 @@
         </w:tc>
         <w:tc>
           <w:tcPr>
-            <w:tcW w:type="dxa" w:w="1200"/>
+            <w:tcW w:type="dxa" w:w="1230"/>
             <w:shd w:val="clear" w:color="auto" w:fill="F1F4F6"/>
             <w:vAlign w:val="center"/>
           </w:tcPr>
@@ -240,7 +240,7 @@
         </w:tc>
         <w:tc>
           <w:tcPr>
-            <w:tcW w:type="dxa" w:w="1200"/>
+            <w:tcW w:type="dxa" w:w="1230"/>
             <w:shd w:val="clear" w:color="auto" w:fill="F1F4F6"/>
             <w:vAlign w:val="center"/>
           </w:tcPr>
@@ -261,7 +261,7 @@
         </w:tc>
         <w:tc>
           <w:tcPr>
-            <w:tcW w:type="dxa" w:w="3060"/>
+            <w:tcW w:type="dxa" w:w="3000"/>
             <w:vAlign w:val="center"/>
           </w:tcPr>
           <w:p/>
@@ -281,7 +281,7 @@
         </w:tc>
         <w:tc>
           <w:tcPr>
-            <w:tcW w:type="dxa" w:w="1200"/>
+            <w:tcW w:type="dxa" w:w="1230"/>
             <w:shd w:val="clear" w:color="auto" w:fill="F1F4F6"/>
             <w:vAlign w:val="center"/>
           </w:tcPr>
@@ -309,7 +309,7 @@
         </w:tc>
         <w:tc>
           <w:tcPr>
-            <w:tcW w:type="dxa" w:w="1200"/>
+            <w:tcW w:type="dxa" w:w="1230"/>
             <w:shd w:val="clear" w:color="auto" w:fill="F1F4F6"/>
             <w:vAlign w:val="center"/>
           </w:tcPr>
@@ -330,7 +330,7 @@
         </w:tc>
         <w:tc>
           <w:tcPr>
-            <w:tcW w:type="dxa" w:w="3060"/>
+            <w:tcW w:type="dxa" w:w="3000"/>
             <w:vAlign w:val="center"/>
           </w:tcPr>
           <w:p/>
@@ -1039,7 +1039,9 @@
                 <w:color w:val="233A4D"/>
                 <w:sz w:val="19"/>
               </w:rPr>
-              <w:t>제안 상품 · 솔루션</w:t>
+              <w:t>제안 상품 ·</w:t>
+              <w:br/>
+              <w:t>솔루션</w:t>
             </w:r>
           </w:p>
         </w:tc>
@@ -1551,10 +1553,10 @@
         <w:tblLook w:firstColumn="1" w:firstRow="1" w:lastColumn="0" w:lastRow="0" w:noHBand="0" w:noVBand="1" w:val="04A0"/>
       </w:tblPr>
       <w:tblGrid>
-        <w:gridCol w:w="1380"/>
-        <w:gridCol w:w="3825"/>
-        <w:gridCol w:w="1380"/>
-        <w:gridCol w:w="3825"/>
+        <w:gridCol w:w="1545"/>
+        <w:gridCol w:w="3660"/>
+        <w:gridCol w:w="1545"/>
+        <w:gridCol w:w="3660"/>
       </w:tblGrid>
       <w:tr>
         <w:trPr>
@@ -1563,7 +1565,7 @@
         </w:trPr>
         <w:tc>
           <w:tcPr>
-            <w:tcW w:type="dxa" w:w="1380"/>
+            <w:tcW w:type="dxa" w:w="1545"/>
             <w:shd w:val="clear" w:color="auto" w:fill="F1F4F6"/>
             <w:vAlign w:val="center"/>
           </w:tcPr>
@@ -1584,13 +1586,13 @@
         </w:tc>
         <w:tc>
           <w:tcPr>
-            <w:tcW w:type="dxa" w:w="3825"/>
+            <w:tcW w:type="dxa" w:w="3660"/>
           </w:tcPr>
           <w:p/>
         </w:tc>
         <w:tc>
           <w:tcPr>
-            <w:tcW w:type="dxa" w:w="1380"/>
+            <w:tcW w:type="dxa" w:w="1545"/>
             <w:shd w:val="clear" w:color="auto" w:fill="F1F4F6"/>
             <w:vAlign w:val="center"/>
           </w:tcPr>
@@ -1611,7 +1613,7 @@
         </w:tc>
         <w:tc>
           <w:tcPr>
-            <w:tcW w:type="dxa" w:w="3825"/>
+            <w:tcW w:type="dxa" w:w="3660"/>
           </w:tcPr>
           <w:p/>
         </w:tc>
@@ -1623,7 +1625,7 @@
         </w:trPr>
         <w:tc>
           <w:tcPr>
-            <w:tcW w:type="dxa" w:w="1380"/>
+            <w:tcW w:type="dxa" w:w="1545"/>
             <w:shd w:val="clear" w:color="auto" w:fill="F1F4F6"/>
             <w:vAlign w:val="center"/>
           </w:tcPr>
@@ -1644,13 +1646,13 @@
         </w:tc>
         <w:tc>
           <w:tcPr>
-            <w:tcW w:type="dxa" w:w="3825"/>
+            <w:tcW w:type="dxa" w:w="3660"/>
           </w:tcPr>
           <w:p/>
         </w:tc>
         <w:tc>
           <w:tcPr>
-            <w:tcW w:type="dxa" w:w="1380"/>
+            <w:tcW w:type="dxa" w:w="1545"/>
             <w:shd w:val="clear" w:color="auto" w:fill="F1F4F6"/>
             <w:vAlign w:val="center"/>
           </w:tcPr>
@@ -1665,13 +1667,15 @@
                 <w:color w:val="233A4D"/>
                 <w:sz w:val="18"/>
               </w:rPr>
-              <w:t>사용 기술 · 도구</w:t>
+              <w:t>사용 기술 ·</w:t>
+              <w:br/>
+              <w:t>도구</w:t>
             </w:r>
           </w:p>
         </w:tc>
         <w:tc>
           <w:tcPr>
-            <w:tcW w:type="dxa" w:w="3825"/>
+            <w:tcW w:type="dxa" w:w="3660"/>
           </w:tcPr>
           <w:p/>
         </w:tc>
@@ -1683,7 +1687,7 @@
         </w:trPr>
         <w:tc>
           <w:tcPr>
-            <w:tcW w:type="dxa" w:w="1380"/>
+            <w:tcW w:type="dxa" w:w="1545"/>
             <w:shd w:val="clear" w:color="auto" w:fill="F1F4F6"/>
             <w:vAlign w:val="center"/>
           </w:tcPr>
@@ -1704,7 +1708,7 @@
         </w:tc>
         <w:tc>
           <w:tcPr>
-            <w:tcW w:type="dxa" w:w="9030"/>
+            <w:tcW w:type="dxa" w:w="8865"/>
             <w:gridSpan w:val="3"/>
           </w:tcPr>
           <w:p/>
@@ -1717,7 +1721,7 @@
         </w:trPr>
         <w:tc>
           <w:tcPr>
-            <w:tcW w:type="dxa" w:w="1380"/>
+            <w:tcW w:type="dxa" w:w="1545"/>
             <w:shd w:val="clear" w:color="auto" w:fill="F1F4F6"/>
             <w:vAlign w:val="center"/>
           </w:tcPr>
@@ -1738,7 +1742,7 @@
         </w:tc>
         <w:tc>
           <w:tcPr>
-            <w:tcW w:type="dxa" w:w="9030"/>
+            <w:tcW w:type="dxa" w:w="8865"/>
             <w:gridSpan w:val="3"/>
           </w:tcPr>
           <w:p/>
@@ -1772,10 +1776,10 @@
         <w:tblLook w:firstColumn="1" w:firstRow="1" w:lastColumn="0" w:lastRow="0" w:noHBand="0" w:noVBand="1" w:val="04A0"/>
       </w:tblPr>
       <w:tblGrid>
-        <w:gridCol w:w="1380"/>
-        <w:gridCol w:w="3825"/>
-        <w:gridCol w:w="1380"/>
-        <w:gridCol w:w="3825"/>
+        <w:gridCol w:w="1545"/>
+        <w:gridCol w:w="3660"/>
+        <w:gridCol w:w="1545"/>
+        <w:gridCol w:w="3660"/>
       </w:tblGrid>
       <w:tr>
         <w:trPr>
@@ -1784,7 +1788,7 @@
         </w:trPr>
         <w:tc>
           <w:tcPr>
-            <w:tcW w:type="dxa" w:w="1380"/>
+            <w:tcW w:type="dxa" w:w="1545"/>
             <w:shd w:val="clear" w:color="auto" w:fill="F1F4F6"/>
             <w:vAlign w:val="center"/>
           </w:tcPr>
@@ -1805,13 +1809,13 @@
         </w:tc>
         <w:tc>
           <w:tcPr>
-            <w:tcW w:type="dxa" w:w="3825"/>
+            <w:tcW w:type="dxa" w:w="3660"/>
           </w:tcPr>
           <w:p/>
         </w:tc>
         <w:tc>
           <w:tcPr>
-            <w:tcW w:type="dxa" w:w="1380"/>
+            <w:tcW w:type="dxa" w:w="1545"/>
             <w:shd w:val="clear" w:color="auto" w:fill="F1F4F6"/>
             <w:vAlign w:val="center"/>
           </w:tcPr>
@@ -1832,7 +1836,7 @@
         </w:tc>
         <w:tc>
           <w:tcPr>
-            <w:tcW w:type="dxa" w:w="3825"/>
+            <w:tcW w:type="dxa" w:w="3660"/>
           </w:tcPr>
           <w:p/>
         </w:tc>
@@ -1844,7 +1848,7 @@
         </w:trPr>
         <w:tc>
           <w:tcPr>
-            <w:tcW w:type="dxa" w:w="1380"/>
+            <w:tcW w:type="dxa" w:w="1545"/>
             <w:shd w:val="clear" w:color="auto" w:fill="F1F4F6"/>
             <w:vAlign w:val="center"/>
           </w:tcPr>
@@ -1865,13 +1869,13 @@
         </w:tc>
         <w:tc>
           <w:tcPr>
-            <w:tcW w:type="dxa" w:w="3825"/>
+            <w:tcW w:type="dxa" w:w="3660"/>
           </w:tcPr>
           <w:p/>
         </w:tc>
         <w:tc>
           <w:tcPr>
-            <w:tcW w:type="dxa" w:w="1380"/>
+            <w:tcW w:type="dxa" w:w="1545"/>
             <w:shd w:val="clear" w:color="auto" w:fill="F1F4F6"/>
             <w:vAlign w:val="center"/>
           </w:tcPr>
@@ -1886,13 +1890,15 @@
                 <w:color w:val="233A4D"/>
                 <w:sz w:val="18"/>
               </w:rPr>
-              <w:t>사용 기술 · 도구</w:t>
+              <w:t>사용 기술 ·</w:t>
+              <w:br/>
+              <w:t>도구</w:t>
             </w:r>
           </w:p>
         </w:tc>
         <w:tc>
           <w:tcPr>
-            <w:tcW w:type="dxa" w:w="3825"/>
+            <w:tcW w:type="dxa" w:w="3660"/>
           </w:tcPr>
           <w:p/>
         </w:tc>
@@ -1904,7 +1910,7 @@
         </w:trPr>
         <w:tc>
           <w:tcPr>
-            <w:tcW w:type="dxa" w:w="1380"/>
+            <w:tcW w:type="dxa" w:w="1545"/>
             <w:shd w:val="clear" w:color="auto" w:fill="F1F4F6"/>
             <w:vAlign w:val="center"/>
           </w:tcPr>
@@ -1925,7 +1931,7 @@
         </w:tc>
         <w:tc>
           <w:tcPr>
-            <w:tcW w:type="dxa" w:w="9030"/>
+            <w:tcW w:type="dxa" w:w="8865"/>
             <w:gridSpan w:val="3"/>
           </w:tcPr>
           <w:p/>
@@ -1938,7 +1944,7 @@
         </w:trPr>
         <w:tc>
           <w:tcPr>
-            <w:tcW w:type="dxa" w:w="1380"/>
+            <w:tcW w:type="dxa" w:w="1545"/>
             <w:shd w:val="clear" w:color="auto" w:fill="F1F4F6"/>
             <w:vAlign w:val="center"/>
           </w:tcPr>
@@ -1959,7 +1965,7 @@
         </w:tc>
         <w:tc>
           <w:tcPr>
-            <w:tcW w:type="dxa" w:w="9030"/>
+            <w:tcW w:type="dxa" w:w="8865"/>
             <w:gridSpan w:val="3"/>
           </w:tcPr>
           <w:p/>

--- a/public/fun/forms/이력서_법인영업(B2B)_6_NCS형.docx
+++ b/public/fun/forms/이력서_법인영업(B2B)_6_NCS형.docx
@@ -493,7 +493,7 @@
                 <w:color w:val="A9B0B8"/>
                 <w:sz w:val="16"/>
               </w:rPr>
-              <w:t>예) 2022.03 ~ 2024.02</w:t>
+              <w:t>예) ○○○○.○○ ~ ○○○○.○○</w:t>
             </w:r>
           </w:p>
         </w:tc>
@@ -512,7 +512,7 @@
                 <w:color w:val="A9B0B8"/>
                 <w:sz w:val="16"/>
               </w:rPr>
-              <w:t>○○대학교 (졸업)</w:t>
+              <w:t>학교명 입력 (졸업)</w:t>
             </w:r>
           </w:p>
         </w:tc>
@@ -790,7 +790,7 @@
                 <w:color w:val="A9B0B8"/>
                 <w:sz w:val="16"/>
               </w:rPr>
-              <w:t>예) 2023</w:t>
+              <w:t>예) ○○○○</w:t>
             </w:r>
           </w:p>
         </w:tc>
@@ -1407,7 +1407,7 @@
                 <w:color w:val="A9B0B8"/>
                 <w:sz w:val="16"/>
               </w:rPr>
-              <w:t>예) 2022.03 ~ 2024.02</w:t>
+              <w:t>예) ○○○○.○○ ~ ○○○○.○○</w:t>
             </w:r>
           </w:p>
         </w:tc>
@@ -1987,7 +1987,7 @@
         <w:rPr>
           <w:sz w:val="19"/>
         </w:rPr>
-        <w:t>위 내용은 사실과 다름이 없음을 확인합니다.     20      년      월      일     작성자 :  ______________  (서명)</w:t>
+        <w:t>위 내용은 사실과 다름이 없음을 확인합니다.           년      월      일     작성자 :  ______________  (서명)</w:t>
       </w:r>
     </w:p>
     <w:p>
@@ -2253,7 +2253,7 @@
                 <w:color w:val="426380"/>
                 <w:sz w:val="19"/>
               </w:rPr>
-              <w:t>2021~2024 · ○○(주) 법인영업 · 연 목표 15억 대비 달성 118% · 신규 거래처 22곳</w:t>
+              <w:t>기간 입력 · ○○(주) 법인영업 · 연 목표 15억 대비 달성 118% · 신규 거래처 22곳</w:t>
             </w:r>
           </w:p>
         </w:tc>
